--- a/klagomål/Norrbytorps naturreservat FSC-klagomål.docx
+++ b/klagomål/Norrbytorps naturreservat FSC-klagomål.docx
@@ -168,7 +168,7 @@
     </w:p>
     <w:p>
       <w:r>
-        <w:t>Detta klagomål behandlar höga naturvärden i avverkningsanmälan Norrbytorps naturreservat i Haninge kommun som inkom 2026-07-15 och omfattar 159,7 ha.</w:t>
+        <w:t>Detta klagomål behandlar höga naturvärden i avverkningsanmälan Norrbytorps naturreservat i Haninge kommun som inkom 2026-07-16 och omfattar 159,7 ha.</w:t>
       </w:r>
     </w:p>
     <w:p>
@@ -178,7 +178,7 @@
       <w:r>
         <w:drawing>
           <wp:inline xmlns:a="http://schemas.openxmlformats.org/drawingml/2006/main" xmlns:pic="http://schemas.openxmlformats.org/drawingml/2006/picture">
-            <wp:extent cx="5486400" cy="4656020"/>
+            <wp:extent cx="5486400" cy="4656534"/>
             <wp:docPr id="1" name="Picture 1"/>
             <wp:cNvGraphicFramePr>
               <a:graphicFrameLocks noChangeAspect="1"/>
@@ -199,7 +199,7 @@
                   <pic:spPr>
                     <a:xfrm>
                       <a:off x="0" y="0"/>
-                      <a:ext cx="5486400" cy="4656020"/>
+                      <a:ext cx="5486400" cy="4656534"/>
                     </a:xfrm>
                     <a:prstGeom prst="rect"/>
                   </pic:spPr>
@@ -3374,7 +3374,7 @@
     <w:r>
       <w:tab/>
       <w:tab/>
-      <w:t>2026-07-15</w:t>
+      <w:t>2026-07-16</w:t>
       <w:br/>
       <w:br/>
     </w:r>

--- a/klagomål/Norrbytorps naturreservat FSC-klagomål.docx
+++ b/klagomål/Norrbytorps naturreservat FSC-klagomål.docx
@@ -168,7 +168,7 @@
     </w:p>
     <w:p>
       <w:r>
-        <w:t>Detta klagomål behandlar höga naturvärden i avverkningsanmälan Norrbytorps naturreservat i Haninge kommun som inkom 2026-07-16 och omfattar 159,7 ha.</w:t>
+        <w:t>Detta klagomål behandlar höga naturvärden i avverkningsanmälan Norrbytorps naturreservat i Haninge kommun som inkom 2026-07-17 och omfattar 159,7 ha.</w:t>
       </w:r>
     </w:p>
     <w:p>
@@ -3374,7 +3374,7 @@
     <w:r>
       <w:tab/>
       <w:tab/>
-      <w:t>2026-07-16</w:t>
+      <w:t>2026-07-17</w:t>
       <w:br/>
       <w:br/>
     </w:r>

--- a/klagomål/Norrbytorps naturreservat FSC-klagomål.docx
+++ b/klagomål/Norrbytorps naturreservat FSC-klagomål.docx
@@ -168,7 +168,7 @@
     </w:p>
     <w:p>
       <w:r>
-        <w:t>Detta klagomål behandlar höga naturvärden i avverkningsanmälan Norrbytorps naturreservat i Haninge kommun som inkom 2026-07-17 och omfattar 159,7 ha.</w:t>
+        <w:t>Detta klagomål behandlar höga naturvärden i avverkningsanmälan Norrbytorps naturreservat i Haninge kommun som inkom 2026-07-18 och omfattar 159,7 ha.</w:t>
       </w:r>
     </w:p>
     <w:p>
@@ -3374,7 +3374,7 @@
     <w:r>
       <w:tab/>
       <w:tab/>
-      <w:t>2026-07-17</w:t>
+      <w:t>2026-07-18</w:t>
       <w:br/>
       <w:br/>
     </w:r>

--- a/klagomål/Norrbytorps naturreservat FSC-klagomål.docx
+++ b/klagomål/Norrbytorps naturreservat FSC-klagomål.docx
@@ -168,7 +168,7 @@
     </w:p>
     <w:p>
       <w:r>
-        <w:t>Detta klagomål behandlar höga naturvärden i avverkningsanmälan Norrbytorps naturreservat i Haninge kommun som inkom 2026-07-18 och omfattar 159,7 ha.</w:t>
+        <w:t>Detta klagomål behandlar höga naturvärden i avverkningsanmälan Norrbytorps naturreservat i Haninge kommun som inkom 2026-07-19 och omfattar 159,7 ha.</w:t>
       </w:r>
     </w:p>
     <w:p>
@@ -3374,7 +3374,7 @@
     <w:r>
       <w:tab/>
       <w:tab/>
-      <w:t>2026-07-18</w:t>
+      <w:t>2026-07-19</w:t>
       <w:br/>
       <w:br/>
     </w:r>

--- a/klagomål/Norrbytorps naturreservat FSC-klagomål.docx
+++ b/klagomål/Norrbytorps naturreservat FSC-klagomål.docx
@@ -168,7 +168,7 @@
     </w:p>
     <w:p>
       <w:r>
-        <w:t>Detta klagomål behandlar höga naturvärden i avverkningsanmälan Norrbytorps naturreservat i Haninge kommun som inkom 2026-07-19 och omfattar 159,7 ha.</w:t>
+        <w:t>Detta klagomål behandlar höga naturvärden i avverkningsanmälan Norrbytorps naturreservat i Haninge kommun som inkom 2026-07-20 och omfattar 159,7 ha.</w:t>
       </w:r>
     </w:p>
     <w:p>
@@ -3374,7 +3374,7 @@
     <w:r>
       <w:tab/>
       <w:tab/>
-      <w:t>2026-07-19</w:t>
+      <w:t>2026-07-20</w:t>
       <w:br/>
       <w:br/>
     </w:r>

--- a/klagomål/Norrbytorps naturreservat FSC-klagomål.docx
+++ b/klagomål/Norrbytorps naturreservat FSC-klagomål.docx
@@ -168,7 +168,7 @@
     </w:p>
     <w:p>
       <w:r>
-        <w:t>Detta klagomål behandlar höga naturvärden i avverkningsanmälan Norrbytorps naturreservat i Haninge kommun som inkom 2026-07-20 och omfattar 159,7 ha.</w:t>
+        <w:t>Detta klagomål behandlar höga naturvärden i avverkningsanmälan Norrbytorps naturreservat i Haninge kommun som inkom 2026-07-21 och omfattar 159,7 ha.</w:t>
       </w:r>
     </w:p>
     <w:p>
@@ -3374,7 +3374,7 @@
     <w:r>
       <w:tab/>
       <w:tab/>
-      <w:t>2026-07-20</w:t>
+      <w:t>2026-07-21</w:t>
       <w:br/>
       <w:br/>
     </w:r>

--- a/klagomål/Norrbytorps naturreservat FSC-klagomål.docx
+++ b/klagomål/Norrbytorps naturreservat FSC-klagomål.docx
@@ -168,7 +168,7 @@
     </w:p>
     <w:p>
       <w:r>
-        <w:t>Detta klagomål behandlar höga naturvärden i avverkningsanmälan Norrbytorps naturreservat i Haninge kommun som inkom 2026-07-21 och omfattar 159,7 ha.</w:t>
+        <w:t>Detta klagomål behandlar höga naturvärden i avverkningsanmälan Norrbytorps naturreservat i Haninge kommun som inkom 2026-07-22 och omfattar 159,7 ha.</w:t>
       </w:r>
     </w:p>
     <w:p>
@@ -3374,7 +3374,7 @@
     <w:r>
       <w:tab/>
       <w:tab/>
-      <w:t>2026-07-21</w:t>
+      <w:t>2026-07-22</w:t>
       <w:br/>
       <w:br/>
     </w:r>

--- a/klagomål/Norrbytorps naturreservat FSC-klagomål.docx
+++ b/klagomål/Norrbytorps naturreservat FSC-klagomål.docx
@@ -168,7 +168,7 @@
     </w:p>
     <w:p>
       <w:r>
-        <w:t>Detta klagomål behandlar höga naturvärden i avverkningsanmälan Norrbytorps naturreservat i Haninge kommun som inkom 2026-07-22 och omfattar 159,7 ha.</w:t>
+        <w:t>Detta klagomål behandlar höga naturvärden i avverkningsanmälan Norrbytorps naturreservat i Haninge kommun som inkom 2026-07-23 och omfattar 159,7 ha.</w:t>
       </w:r>
     </w:p>
     <w:p>
@@ -3374,7 +3374,7 @@
     <w:r>
       <w:tab/>
       <w:tab/>
-      <w:t>2026-07-22</w:t>
+      <w:t>2026-07-23</w:t>
       <w:br/>
       <w:br/>
     </w:r>

--- a/klagomål/Norrbytorps naturreservat FSC-klagomål.docx
+++ b/klagomål/Norrbytorps naturreservat FSC-klagomål.docx
@@ -168,7 +168,7 @@
     </w:p>
     <w:p>
       <w:r>
-        <w:t>Detta klagomål behandlar höga naturvärden i avverkningsanmälan Norrbytorps naturreservat i Haninge kommun som inkom 2026-07-23 och omfattar 159,7 ha.</w:t>
+        <w:t>Detta klagomål behandlar höga naturvärden i avverkningsanmälan Norrbytorps naturreservat i Haninge kommun som inkom 2026-07-24 och omfattar 159,7 ha.</w:t>
       </w:r>
     </w:p>
     <w:p>
@@ -178,7 +178,7 @@
       <w:r>
         <w:drawing>
           <wp:inline xmlns:a="http://schemas.openxmlformats.org/drawingml/2006/main" xmlns:pic="http://schemas.openxmlformats.org/drawingml/2006/picture">
-            <wp:extent cx="5486400" cy="4656534"/>
+            <wp:extent cx="5486400" cy="4657966"/>
             <wp:docPr id="1" name="Picture 1"/>
             <wp:cNvGraphicFramePr>
               <a:graphicFrameLocks noChangeAspect="1"/>
@@ -199,7 +199,7 @@
                   <pic:spPr>
                     <a:xfrm>
                       <a:off x="0" y="0"/>
-                      <a:ext cx="5486400" cy="4656534"/>
+                      <a:ext cx="5486400" cy="4657966"/>
                     </a:xfrm>
                     <a:prstGeom prst="rect"/>
                   </pic:spPr>
@@ -221,7 +221,7 @@
     </w:p>
     <w:p>
       <w:r>
-        <w:t>I och inom 25 meter från avverkningsanmälan finns fynd av 98 naturvårdsarter, varav 56 är rödlistade, 31 är fridlysta, 42 är typiska (T) och 24 är signalarter (S): brödtaggsvamp (EN), koppartaggsvamp (EN), garnlav (VU, T), goliatmusseron (VU, T), gränsticka (VU, T), gul taggsvamp (VU, T), hasselsnok (VU, §4a), jättemusseron (VU), knärot (VU, T, §8), lakritsmusseron (VU, T), lappuggla (VU, §4), mindre bastardsvärmare (VU), mjölkörtsspinnare (VU), ringlav (VU), rotfingersvamp (VU), sexfläckig bastardsvärmare (VU), skrovlig taggsvamp (VU), tallgråticka (VU), adam och eva (NT, §8), apelsinticka (NT), blå taggsvamp (NT, T), blåhake (NT, §4), brunklöver (NT), dofttaggsvamp (NT, T), dropptaggsvamp (NT, T), duvhök (NT, §4), fjällig taggsvamp s.str. (NT), fyrflikig jordstjärna (NT, T), gelatinfingersvamp (NT), grantaggsvamp (NT), gullklöver (NT), gulsparv (NT, §4), jungfrulin (NT), järnsparv (NT, §4), kandelabersvamp (NT, T), koralltaggsvamp (NT, T), krusfrö (NT), lunglav (NT, T), mindre hackspett (NT, T, §4), motaggsvamp (NT, T), orange taggsvamp (NT, T), reliktbock (NT, T), skarp dropptaggsvamp (NT), skogsklocka (NT), svartvit taggsvamp (NT), tallfingersvamp (NT), talltagel (NT, T), tallticka (NT, T), talltita (NT, §4), tjockfotad fingersvamp (NT), ullticka (NT, T), vaddporing (NT), vedskivlav (NT, T), vedtrappmossa (NT, T), vintertagging (NT), vågticka (NT), björksplintborre (S), blomkålssvamp (S), blåmossa (S, T), brandticka (S), bronshjon (S, T), granbarkgnagare (S, T), grovticka (S, T), grön sköldmossa (S, T, §8), grönpyrola (S, T), jättesvampmal (S), korallrot (S, T, §8), mindre märgborre (S, T), nästlav (S, T), plattlummer (S, T, §9), rostfläck (S, T), rödgul trumpetsvamp (S), spindelblomster (S, T, §8), stubbspretmossa (S, T), thomsons trägnagare (S), trådticka (S, T), vedticka (S, T), västlig hakmossa (S), vågbandad barkbock (S), zontaggsvamp (S), linnea (T), mattlummer (T, §9), nattskärra (T, §4), spillkråka (T, §4), tjäder (T, §4), gröngöling (§4), havsörn (§4), trana (§4), törnskata (§4), åkergroda (§4a), huggorm (§6), kopparödla (§6), mindre vattensalamander (§6), vanlig groda (§6), vanlig padda (§6), vanlig snok (§6), fläcknycklar (§8) och revlummer (§9). Se Figur 1.</w:t>
+        <w:t>I och inom 25 meter från avverkningsanmälan finns fynd av 99 naturvårdsarter, varav 56 är rödlistade, 31 är fridlysta, 43 är typiska (T) och 24 är signalarter (S): brödtaggsvamp (EN), koppartaggsvamp (EN), garnlav (VU, T), goliatmusseron (VU, T), gränsticka (VU, T), gul taggsvamp (VU, T), hasselsnok (VU, §4a), jättemusseron (VU), knärot (VU, T, §8), lakritsmusseron (VU, T), lappuggla (VU, §4), mindre bastardsvärmare (VU), mjölkörtsspinnare (VU), ringlav (VU), rotfingersvamp (VU), sexfläckig bastardsvärmare (VU), skrovlig taggsvamp (VU), tallgråticka (VU), adam och eva (NT, §8), apelsinticka (NT), blå taggsvamp (NT, T), blåhake (NT, §4), brunklöver (NT), dofttaggsvamp (NT, T), dropptaggsvamp (NT, T), duvhök (NT, §4), fjällig taggsvamp s.str. (NT), fyrflikig jordstjärna (NT, T), gelatinfingersvamp (NT), grantaggsvamp (NT), gullklöver (NT), gulsparv (NT, §4), jungfrulin (NT), järnsparv (NT, §4), kandelabersvamp (NT, T), koralltaggsvamp (NT, T), krusfrö (NT), lunglav (NT, T), mindre hackspett (NT, T, §4), motaggsvamp (NT, T), orange taggsvamp (NT, T), reliktbock (NT, T), skarp dropptaggsvamp (NT), skogsklocka (NT), svartvit taggsvamp (NT), tallfingersvamp (NT), talltagel (NT, T), tallticka (NT, T), talltita (NT, §4), tjockfotad fingersvamp (NT), ullticka (NT, T), vaddporing (NT), vedskivlav (NT, T), vedtrappmossa (NT, T), vintertagging (NT), vågticka (NT), björksplintborre (S), blomkålssvamp (S), blåmossa (S, T), brandticka (S), bronshjon (S, T), granbarkgnagare (S, T), grovticka (S, T), grön sköldmossa (S, T, §8), grönpyrola (S, T), jättesvampmal (S), korallrot (S, T, §8), mindre märgborre (S, T), nästlav (S, T), plattlummer (S, T, §9), rostfläck (S, T), rödgul trumpetsvamp (S), spindelblomster (S, T, §8), stubbspretmossa (S, T), thomsons trägnagare (S), trådticka (S, T), vedticka (S, T), västlig hakmossa (S), vågbandad barkbock (S), zontaggsvamp (S), linnea (T), mattlummer (T, §9), nattskärra (T, §4), spillkråka (T, §4), tallört (aggregat) (T), tjäder (T, §4), gröngöling (§4), havsörn (§4), trana (§4), törnskata (§4), åkergroda (§4a), huggorm (§6), kopparödla (§6), mindre vattensalamander (§6), vanlig groda (§6), vanlig padda (§6), vanlig snok (§6), fläcknycklar (§8) och revlummer (§9). Se Figur 1.</w:t>
       </w:r>
     </w:p>
     <w:p>
@@ -1807,7 +1807,7 @@
         <w:rPr>
           <w:i/>
         </w:rPr>
-        <w:t>I det avverkningsanmälda skogsområdet har 98 naturvårdsarter varav 56 rödlistade arter sina livsmiljöer och växtplatser.</w:t>
+        <w:t>I det avverkningsanmälda skogsområdet har 99 naturvårdsarter varav 56 rödlistade arter sina livsmiljöer och växtplatser.</w:t>
       </w:r>
     </w:p>
     <w:p>
@@ -3374,7 +3374,7 @@
     <w:r>
       <w:tab/>
       <w:tab/>
-      <w:t>2026-07-23</w:t>
+      <w:t>2026-07-24</w:t>
       <w:br/>
       <w:br/>
     </w:r>

--- a/klagomål/Norrbytorps naturreservat FSC-klagomål.docx
+++ b/klagomål/Norrbytorps naturreservat FSC-klagomål.docx
@@ -168,7 +168,7 @@
     </w:p>
     <w:p>
       <w:r>
-        <w:t>Detta klagomål behandlar höga naturvärden i avverkningsanmälan Norrbytorps naturreservat i Haninge kommun som inkom 2026-07-24 och omfattar 159,7 ha.</w:t>
+        <w:t>Detta klagomål behandlar höga naturvärden i avverkningsanmälan Norrbytorps naturreservat i Haninge kommun som inkom 2026-07-25 och omfattar 159,7 ha.</w:t>
       </w:r>
     </w:p>
     <w:p>
@@ -178,7 +178,7 @@
       <w:r>
         <w:drawing>
           <wp:inline xmlns:a="http://schemas.openxmlformats.org/drawingml/2006/main" xmlns:pic="http://schemas.openxmlformats.org/drawingml/2006/picture">
-            <wp:extent cx="5486400" cy="4657966"/>
+            <wp:extent cx="5486400" cy="4655776"/>
             <wp:docPr id="1" name="Picture 1"/>
             <wp:cNvGraphicFramePr>
               <a:graphicFrameLocks noChangeAspect="1"/>
@@ -199,7 +199,7 @@
                   <pic:spPr>
                     <a:xfrm>
                       <a:off x="0" y="0"/>
-                      <a:ext cx="5486400" cy="4657966"/>
+                      <a:ext cx="5486400" cy="4655776"/>
                     </a:xfrm>
                     <a:prstGeom prst="rect"/>
                   </pic:spPr>
@@ -3374,7 +3374,7 @@
     <w:r>
       <w:tab/>
       <w:tab/>
-      <w:t>2026-07-24</w:t>
+      <w:t>2026-07-25</w:t>
       <w:br/>
       <w:br/>
     </w:r>

--- a/klagomål/Norrbytorps naturreservat FSC-klagomål.docx
+++ b/klagomål/Norrbytorps naturreservat FSC-klagomål.docx
@@ -168,7 +168,7 @@
     </w:p>
     <w:p>
       <w:r>
-        <w:t>Detta klagomål behandlar höga naturvärden i avverkningsanmälan Norrbytorps naturreservat i Haninge kommun som inkom 2026-07-25 och omfattar 159,7 ha.</w:t>
+        <w:t>Detta klagomål behandlar höga naturvärden i avverkningsanmälan Norrbytorps naturreservat i Haninge kommun som inkom 2026-07-26 och omfattar 159,7 ha.</w:t>
       </w:r>
     </w:p>
     <w:p>
@@ -3374,7 +3374,7 @@
     <w:r>
       <w:tab/>
       <w:tab/>
-      <w:t>2026-07-25</w:t>
+      <w:t>2026-07-26</w:t>
       <w:br/>
       <w:br/>
     </w:r>

--- a/klagomål/Norrbytorps naturreservat FSC-klagomål.docx
+++ b/klagomål/Norrbytorps naturreservat FSC-klagomål.docx
@@ -168,7 +168,7 @@
     </w:p>
     <w:p>
       <w:r>
-        <w:t>Detta klagomål behandlar höga naturvärden i avverkningsanmälan Norrbytorps naturreservat i Haninge kommun som inkom 2026-07-26 och omfattar 159,7 ha.</w:t>
+        <w:t>Detta klagomål behandlar höga naturvärden i avverkningsanmälan Norrbytorps naturreservat i Haninge kommun som inkom 2026-07-27 och omfattar 159,7 ha.</w:t>
       </w:r>
     </w:p>
     <w:p>
@@ -3374,7 +3374,7 @@
     <w:r>
       <w:tab/>
       <w:tab/>
-      <w:t>2026-07-26</w:t>
+      <w:t>2026-07-27</w:t>
       <w:br/>
       <w:br/>
     </w:r>

--- a/klagomål/Norrbytorps naturreservat FSC-klagomål.docx
+++ b/klagomål/Norrbytorps naturreservat FSC-klagomål.docx
@@ -168,7 +168,7 @@
     </w:p>
     <w:p>
       <w:r>
-        <w:t>Detta klagomål behandlar höga naturvärden i avverkningsanmälan Norrbytorps naturreservat i Haninge kommun som inkom 2026-07-27 och omfattar 159,7 ha.</w:t>
+        <w:t>Detta klagomål behandlar höga naturvärden i avverkningsanmälan Norrbytorps naturreservat i Haninge kommun som inkom 2026-07-28 och omfattar 159,7 ha.</w:t>
       </w:r>
     </w:p>
     <w:p>
@@ -3374,7 +3374,7 @@
     <w:r>
       <w:tab/>
       <w:tab/>
-      <w:t>2026-07-27</w:t>
+      <w:t>2026-07-28</w:t>
       <w:br/>
       <w:br/>
     </w:r>

--- a/klagomål/Norrbytorps naturreservat FSC-klagomål.docx
+++ b/klagomål/Norrbytorps naturreservat FSC-klagomål.docx
@@ -168,7 +168,7 @@
     </w:p>
     <w:p>
       <w:r>
-        <w:t>Detta klagomål behandlar höga naturvärden i avverkningsanmälan Norrbytorps naturreservat i Haninge kommun som inkom 2026-07-28 och omfattar 159,7 ha.</w:t>
+        <w:t>Detta klagomål behandlar höga naturvärden i avverkningsanmälan Norrbytorps naturreservat i Haninge kommun som inkom 2026-07-29 och omfattar 159,7 ha.</w:t>
       </w:r>
     </w:p>
     <w:p>
@@ -3374,7 +3374,7 @@
     <w:r>
       <w:tab/>
       <w:tab/>
-      <w:t>2026-07-28</w:t>
+      <w:t>2026-07-29</w:t>
       <w:br/>
       <w:br/>
     </w:r>

--- a/klagomål/Norrbytorps naturreservat FSC-klagomål.docx
+++ b/klagomål/Norrbytorps naturreservat FSC-klagomål.docx
@@ -168,7 +168,7 @@
     </w:p>
     <w:p>
       <w:r>
-        <w:t>Detta klagomål behandlar höga naturvärden i avverkningsanmälan Norrbytorps naturreservat i Haninge kommun som inkom 2026-07-29 och omfattar 159,7 ha.</w:t>
+        <w:t>Detta klagomål behandlar höga naturvärden i avverkningsanmälan Norrbytorps naturreservat i Haninge kommun som inkom 2026-07-30 och omfattar 159,7 ha.</w:t>
       </w:r>
     </w:p>
     <w:p>
@@ -3374,7 +3374,7 @@
     <w:r>
       <w:tab/>
       <w:tab/>
-      <w:t>2026-07-29</w:t>
+      <w:t>2026-07-30</w:t>
       <w:br/>
       <w:br/>
     </w:r>

--- a/klagomål/Norrbytorps naturreservat FSC-klagomål.docx
+++ b/klagomål/Norrbytorps naturreservat FSC-klagomål.docx
@@ -168,7 +168,7 @@
     </w:p>
     <w:p>
       <w:r>
-        <w:t>Detta klagomål behandlar höga naturvärden i avverkningsanmälan Norrbytorps naturreservat i Haninge kommun som inkom 2026-07-30 och omfattar 159,7 ha.</w:t>
+        <w:t>Detta klagomål behandlar höga naturvärden i avverkningsanmälan Norrbytorps naturreservat i Haninge kommun som inkom 2026-07-31 och omfattar 159,7 ha.</w:t>
       </w:r>
     </w:p>
     <w:p>
@@ -3374,7 +3374,7 @@
     <w:r>
       <w:tab/>
       <w:tab/>
-      <w:t>2026-07-30</w:t>
+      <w:t>2026-07-31</w:t>
       <w:br/>
       <w:br/>
     </w:r>

--- a/klagomål/Norrbytorps naturreservat FSC-klagomål.docx
+++ b/klagomål/Norrbytorps naturreservat FSC-klagomål.docx
@@ -168,7 +168,7 @@
     </w:p>
     <w:p>
       <w:r>
-        <w:t>Detta klagomål behandlar höga naturvärden i avverkningsanmälan Norrbytorps naturreservat i Haninge kommun som inkom 2026-07-31 och omfattar 159,7 ha.</w:t>
+        <w:t>Detta klagomål behandlar höga naturvärden i avverkningsanmälan Norrbytorps naturreservat i Haninge kommun som inkom 2026-08-01 och omfattar 159,7 ha.</w:t>
       </w:r>
     </w:p>
     <w:p>
@@ -178,7 +178,7 @@
       <w:r>
         <w:drawing>
           <wp:inline xmlns:a="http://schemas.openxmlformats.org/drawingml/2006/main" xmlns:pic="http://schemas.openxmlformats.org/drawingml/2006/picture">
-            <wp:extent cx="5486400" cy="4655776"/>
+            <wp:extent cx="5486400" cy="4654718"/>
             <wp:docPr id="1" name="Picture 1"/>
             <wp:cNvGraphicFramePr>
               <a:graphicFrameLocks noChangeAspect="1"/>
@@ -199,7 +199,7 @@
                   <pic:spPr>
                     <a:xfrm>
                       <a:off x="0" y="0"/>
-                      <a:ext cx="5486400" cy="4655776"/>
+                      <a:ext cx="5486400" cy="4654718"/>
                     </a:xfrm>
                     <a:prstGeom prst="rect"/>
                   </pic:spPr>
@@ -3374,7 +3374,7 @@
     <w:r>
       <w:tab/>
       <w:tab/>
-      <w:t>2026-07-31</w:t>
+      <w:t>2026-08-01</w:t>
       <w:br/>
       <w:br/>
     </w:r>

--- a/klagomål/Norrbytorps naturreservat FSC-klagomål.docx
+++ b/klagomål/Norrbytorps naturreservat FSC-klagomål.docx
@@ -168,7 +168,7 @@
     </w:p>
     <w:p>
       <w:r>
-        <w:t>Detta klagomål behandlar höga naturvärden i avverkningsanmälan Norrbytorps naturreservat i Haninge kommun som inkom 2026-08-01 och omfattar 159,7 ha.</w:t>
+        <w:t>Detta klagomål behandlar höga naturvärden i avverkningsanmälan Norrbytorps naturreservat i Haninge kommun som inkom 2026-08-02 och omfattar 159,7 ha.</w:t>
       </w:r>
     </w:p>
     <w:p>
@@ -3374,7 +3374,7 @@
     <w:r>
       <w:tab/>
       <w:tab/>
-      <w:t>2026-08-01</w:t>
+      <w:t>2026-08-02</w:t>
       <w:br/>
       <w:br/>
     </w:r>

--- a/klagomål/Norrbytorps naturreservat FSC-klagomål.docx
+++ b/klagomål/Norrbytorps naturreservat FSC-klagomål.docx
@@ -168,7 +168,7 @@
     </w:p>
     <w:p>
       <w:r>
-        <w:t>Detta klagomål behandlar höga naturvärden i avverkningsanmälan Norrbytorps naturreservat i Haninge kommun som inkom 2026-08-02 och omfattar 159,7 ha.</w:t>
+        <w:t>Detta klagomål behandlar höga naturvärden i avverkningsanmälan Norrbytorps naturreservat i Haninge kommun som inkom 2026-08-03 och omfattar 159,7 ha.</w:t>
       </w:r>
     </w:p>
     <w:p>
@@ -3374,7 +3374,7 @@
     <w:r>
       <w:tab/>
       <w:tab/>
-      <w:t>2026-08-02</w:t>
+      <w:t>2026-08-03</w:t>
       <w:br/>
       <w:br/>
     </w:r>

--- a/klagomål/Norrbytorps naturreservat FSC-klagomål.docx
+++ b/klagomål/Norrbytorps naturreservat FSC-klagomål.docx
@@ -168,7 +168,7 @@
     </w:p>
     <w:p>
       <w:r>
-        <w:t>Detta klagomål behandlar höga naturvärden i avverkningsanmälan Norrbytorps naturreservat i Haninge kommun som inkom 2026-08-03 och omfattar 159,7 ha.</w:t>
+        <w:t>Detta klagomål behandlar höga naturvärden i avverkningsanmälan Norrbytorps naturreservat i Haninge kommun som inkom 2026-08-06 och omfattar 159,7 ha.</w:t>
       </w:r>
     </w:p>
     <w:p>
@@ -3374,7 +3374,7 @@
     <w:r>
       <w:tab/>
       <w:tab/>
-      <w:t>2026-08-03</w:t>
+      <w:t>2026-08-06</w:t>
       <w:br/>
       <w:br/>
     </w:r>

--- a/klagomål/Norrbytorps naturreservat FSC-klagomål.docx
+++ b/klagomål/Norrbytorps naturreservat FSC-klagomål.docx
@@ -168,7 +168,7 @@
     </w:p>
     <w:p>
       <w:r>
-        <w:t>Detta klagomål behandlar höga naturvärden i avverkningsanmälan Norrbytorps naturreservat i Haninge kommun som inkom 2026-08-06 och omfattar 159,7 ha.</w:t>
+        <w:t>Detta klagomål behandlar höga naturvärden i avverkningsanmälan Norrbytorps naturreservat i Haninge kommun som inkom 2026-08-07 och omfattar 159,7 ha.</w:t>
       </w:r>
     </w:p>
     <w:p>
@@ -3374,7 +3374,7 @@
     <w:r>
       <w:tab/>
       <w:tab/>
-      <w:t>2026-08-06</w:t>
+      <w:t>2026-08-07</w:t>
       <w:br/>
       <w:br/>
     </w:r>

--- a/klagomål/Norrbytorps naturreservat FSC-klagomål.docx
+++ b/klagomål/Norrbytorps naturreservat FSC-klagomål.docx
@@ -168,7 +168,7 @@
     </w:p>
     <w:p>
       <w:r>
-        <w:t>Detta klagomål behandlar höga naturvärden i avverkningsanmälan Norrbytorps naturreservat i Haninge kommun som inkom 2026-08-07 och omfattar 159,7 ha.</w:t>
+        <w:t>Detta klagomål behandlar höga naturvärden i avverkningsanmälan Norrbytorps naturreservat i Haninge kommun som inkom 2026-08-08 och omfattar 159,7 ha.</w:t>
       </w:r>
     </w:p>
     <w:p>
@@ -3374,7 +3374,7 @@
     <w:r>
       <w:tab/>
       <w:tab/>
-      <w:t>2026-08-07</w:t>
+      <w:t>2026-08-08</w:t>
       <w:br/>
       <w:br/>
     </w:r>

--- a/klagomål/Norrbytorps naturreservat FSC-klagomål.docx
+++ b/klagomål/Norrbytorps naturreservat FSC-klagomål.docx
@@ -168,7 +168,7 @@
     </w:p>
     <w:p>
       <w:r>
-        <w:t>Detta klagomål behandlar höga naturvärden i avverkningsanmälan Norrbytorps naturreservat i Haninge kommun som inkom 2026-08-08 och omfattar 159,7 ha.</w:t>
+        <w:t>Detta klagomål behandlar höga naturvärden i avverkningsanmälan Norrbytorps naturreservat i Haninge kommun som inkom 2026-08-09 och omfattar 159,7 ha.</w:t>
       </w:r>
     </w:p>
     <w:p>
@@ -3374,7 +3374,7 @@
     <w:r>
       <w:tab/>
       <w:tab/>
-      <w:t>2026-08-08</w:t>
+      <w:t>2026-08-09</w:t>
       <w:br/>
       <w:br/>
     </w:r>

--- a/klagomål/Norrbytorps naturreservat FSC-klagomål.docx
+++ b/klagomål/Norrbytorps naturreservat FSC-klagomål.docx
@@ -168,7 +168,7 @@
     </w:p>
     <w:p>
       <w:r>
-        <w:t>Detta klagomål behandlar höga naturvärden i avverkningsanmälan Norrbytorps naturreservat i Haninge kommun som inkom 2026-08-09 och omfattar 159,7 ha.</w:t>
+        <w:t>Detta klagomål behandlar höga naturvärden i avverkningsanmälan Norrbytorps naturreservat i Haninge kommun som inkom 2026-08-10 och omfattar 159,7 ha.</w:t>
       </w:r>
     </w:p>
     <w:p>
@@ -3374,7 +3374,7 @@
     <w:r>
       <w:tab/>
       <w:tab/>
-      <w:t>2026-08-09</w:t>
+      <w:t>2026-08-10</w:t>
       <w:br/>
       <w:br/>
     </w:r>

--- a/klagomål/Norrbytorps naturreservat FSC-klagomål.docx
+++ b/klagomål/Norrbytorps naturreservat FSC-klagomål.docx
@@ -168,7 +168,7 @@
     </w:p>
     <w:p>
       <w:r>
-        <w:t>Detta klagomål behandlar höga naturvärden i avverkningsanmälan Norrbytorps naturreservat i Haninge kommun som inkom 2026-08-10 och omfattar 159,7 ha.</w:t>
+        <w:t>Detta klagomål behandlar höga naturvärden i avverkningsanmälan Norrbytorps naturreservat i Haninge kommun som inkom 2026-08-11 och omfattar 159,7 ha.</w:t>
       </w:r>
     </w:p>
     <w:p>
@@ -3374,7 +3374,7 @@
     <w:r>
       <w:tab/>
       <w:tab/>
-      <w:t>2026-08-10</w:t>
+      <w:t>2026-08-11</w:t>
       <w:br/>
       <w:br/>
     </w:r>

--- a/klagomål/Norrbytorps naturreservat FSC-klagomål.docx
+++ b/klagomål/Norrbytorps naturreservat FSC-klagomål.docx
@@ -168,7 +168,7 @@
     </w:p>
     <w:p>
       <w:r>
-        <w:t>Detta klagomål behandlar höga naturvärden i avverkningsanmälan Norrbytorps naturreservat i Haninge kommun som inkom 2026-08-11 och omfattar 159,7 ha.</w:t>
+        <w:t>Detta klagomål behandlar höga naturvärden i avverkningsanmälan Norrbytorps naturreservat i Haninge kommun som inkom 2026-08-12 och omfattar 159,7 ha.</w:t>
       </w:r>
     </w:p>
     <w:p>
@@ -178,7 +178,7 @@
       <w:r>
         <w:drawing>
           <wp:inline xmlns:a="http://schemas.openxmlformats.org/drawingml/2006/main" xmlns:pic="http://schemas.openxmlformats.org/drawingml/2006/picture">
-            <wp:extent cx="5486400" cy="4654718"/>
+            <wp:extent cx="5486400" cy="4650976"/>
             <wp:docPr id="1" name="Picture 1"/>
             <wp:cNvGraphicFramePr>
               <a:graphicFrameLocks noChangeAspect="1"/>
@@ -199,7 +199,7 @@
                   <pic:spPr>
                     <a:xfrm>
                       <a:off x="0" y="0"/>
-                      <a:ext cx="5486400" cy="4654718"/>
+                      <a:ext cx="5486400" cy="4650976"/>
                     </a:xfrm>
                     <a:prstGeom prst="rect"/>
                   </pic:spPr>
@@ -3374,7 +3374,7 @@
     <w:r>
       <w:tab/>
       <w:tab/>
-      <w:t>2026-08-11</w:t>
+      <w:t>2026-08-12</w:t>
       <w:br/>
       <w:br/>
     </w:r>

--- a/klagomål/Norrbytorps naturreservat FSC-klagomål.docx
+++ b/klagomål/Norrbytorps naturreservat FSC-klagomål.docx
@@ -168,7 +168,7 @@
     </w:p>
     <w:p>
       <w:r>
-        <w:t>Detta klagomål behandlar höga naturvärden i avverkningsanmälan Norrbytorps naturreservat i Haninge kommun som inkom 2026-08-12 och omfattar 159,7 ha.</w:t>
+        <w:t>Detta klagomål behandlar höga naturvärden i avverkningsanmälan Norrbytorps naturreservat i Haninge kommun som inkom 2026-08-13 och omfattar 159,7 ha.</w:t>
       </w:r>
     </w:p>
     <w:p>
@@ -3374,7 +3374,7 @@
     <w:r>
       <w:tab/>
       <w:tab/>
-      <w:t>2026-08-12</w:t>
+      <w:t>2026-08-13</w:t>
       <w:br/>
       <w:br/>
     </w:r>

--- a/klagomål/Norrbytorps naturreservat FSC-klagomål.docx
+++ b/klagomål/Norrbytorps naturreservat FSC-klagomål.docx
@@ -168,7 +168,7 @@
     </w:p>
     <w:p>
       <w:r>
-        <w:t>Detta klagomål behandlar höga naturvärden i avverkningsanmälan Norrbytorps naturreservat i Haninge kommun som inkom 2026-08-13 och omfattar 159,7 ha.</w:t>
+        <w:t>Detta klagomål behandlar höga naturvärden i avverkningsanmälan Norrbytorps naturreservat i Haninge kommun som inkom 2026-08-14 och omfattar 159,7 ha.</w:t>
       </w:r>
     </w:p>
     <w:p>
@@ -178,7 +178,7 @@
       <w:r>
         <w:drawing>
           <wp:inline xmlns:a="http://schemas.openxmlformats.org/drawingml/2006/main" xmlns:pic="http://schemas.openxmlformats.org/drawingml/2006/picture">
-            <wp:extent cx="5486400" cy="4650976"/>
+            <wp:extent cx="5486400" cy="4656020"/>
             <wp:docPr id="1" name="Picture 1"/>
             <wp:cNvGraphicFramePr>
               <a:graphicFrameLocks noChangeAspect="1"/>
@@ -199,7 +199,7 @@
                   <pic:spPr>
                     <a:xfrm>
                       <a:off x="0" y="0"/>
-                      <a:ext cx="5486400" cy="4650976"/>
+                      <a:ext cx="5486400" cy="4656020"/>
                     </a:xfrm>
                     <a:prstGeom prst="rect"/>
                   </pic:spPr>
@@ -221,7 +221,7 @@
     </w:p>
     <w:p>
       <w:r>
-        <w:t>I och inom 25 meter från avverkningsanmälan finns fynd av 99 naturvårdsarter, varav 56 är rödlistade, 31 är fridlysta, 43 är typiska (T) och 24 är signalarter (S): brödtaggsvamp (EN), koppartaggsvamp (EN), garnlav (VU, T), goliatmusseron (VU, T), gränsticka (VU, T), gul taggsvamp (VU, T), hasselsnok (VU, §4a), jättemusseron (VU), knärot (VU, T, §8), lakritsmusseron (VU, T), lappuggla (VU, §4), mindre bastardsvärmare (VU), mjölkörtsspinnare (VU), ringlav (VU), rotfingersvamp (VU), sexfläckig bastardsvärmare (VU), skrovlig taggsvamp (VU), tallgråticka (VU), adam och eva (NT, §8), apelsinticka (NT), blå taggsvamp (NT, T), blåhake (NT, §4), brunklöver (NT), dofttaggsvamp (NT, T), dropptaggsvamp (NT, T), duvhök (NT, §4), fjällig taggsvamp s.str. (NT), fyrflikig jordstjärna (NT, T), gelatinfingersvamp (NT), grantaggsvamp (NT), gullklöver (NT), gulsparv (NT, §4), jungfrulin (NT), järnsparv (NT, §4), kandelabersvamp (NT, T), koralltaggsvamp (NT, T), krusfrö (NT), lunglav (NT, T), mindre hackspett (NT, T, §4), motaggsvamp (NT, T), orange taggsvamp (NT, T), reliktbock (NT, T), skarp dropptaggsvamp (NT), skogsklocka (NT), svartvit taggsvamp (NT), tallfingersvamp (NT), talltagel (NT, T), tallticka (NT, T), talltita (NT, §4), tjockfotad fingersvamp (NT), ullticka (NT, T), vaddporing (NT), vedskivlav (NT, T), vedtrappmossa (NT, T), vintertagging (NT), vågticka (NT), björksplintborre (S), blomkålssvamp (S), blåmossa (S, T), brandticka (S), bronshjon (S, T), granbarkgnagare (S, T), grovticka (S, T), grön sköldmossa (S, T, §8), grönpyrola (S, T), jättesvampmal (S), korallrot (S, T, §8), mindre märgborre (S, T), nästlav (S, T), plattlummer (S, T, §9), rostfläck (S, T), rödgul trumpetsvamp (S), spindelblomster (S, T, §8), stubbspretmossa (S, T), thomsons trägnagare (S), trådticka (S, T), vedticka (S, T), västlig hakmossa (S), vågbandad barkbock (S), zontaggsvamp (S), linnea (T), mattlummer (T, §9), nattskärra (T, §4), spillkråka (T, §4), tallört (aggregat) (T), tjäder (T, §4), gröngöling (§4), havsörn (§4), trana (§4), törnskata (§4), åkergroda (§4a), huggorm (§6), kopparödla (§6), mindre vattensalamander (§6), vanlig groda (§6), vanlig padda (§6), vanlig snok (§6), fläcknycklar (§8) och revlummer (§9). Se Figur 1.</w:t>
+        <w:t>I och inom 25 meter från avverkningsanmälan finns fynd av 98 naturvårdsarter, varav 56 är rödlistade, 31 är fridlysta, 42 är typiska (T) och 24 är signalarter (S): brödtaggsvamp (EN), koppartaggsvamp (EN), garnlav (VU, T), goliatmusseron (VU, T), gränsticka (VU, T), gul taggsvamp (VU, T), hasselsnok (VU, §4a), jättemusseron (VU), knärot (VU, T, §8), lakritsmusseron (VU, T), lappuggla (VU, §4), mindre bastardsvärmare (VU), mjölkörtsspinnare (VU), ringlav (VU), rotfingersvamp (VU), sexfläckig bastardsvärmare (VU), skrovlig taggsvamp (VU), tallgråticka (VU), adam och eva (NT, §8), apelsinticka (NT), blå taggsvamp (NT, T), blåhake (NT, §4), brunklöver (NT), dofttaggsvamp (NT, T), dropptaggsvamp (NT, T), duvhök (NT, §4), fjällig taggsvamp s.str. (NT), fyrflikig jordstjärna (NT, T), gelatinfingersvamp (NT), grantaggsvamp (NT), gullklöver (NT), gulsparv (NT, §4), jungfrulin (NT), järnsparv (NT, §4), kandelabersvamp (NT, T), koralltaggsvamp (NT, T), krusfrö (NT), lunglav (NT, T), mindre hackspett (NT, T, §4), motaggsvamp (NT, T), orange taggsvamp (NT, T), reliktbock (NT, T), skarp dropptaggsvamp (NT), skogsklocka (NT), svartvit taggsvamp (NT), tallfingersvamp (NT), talltagel (NT, T), tallticka (NT, T), talltita (NT, §4), tjockfotad fingersvamp (NT), ullticka (NT, T), vaddporing (NT), vedskivlav (NT, T), vedtrappmossa (NT, T), vintertagging (NT), vågticka (NT), björksplintborre (S), blomkålssvamp (S), blåmossa (S, T), brandticka (S), bronshjon (S, T), granbarkgnagare (S, T), grovticka (S, T), grön sköldmossa (S, T, §8), grönpyrola (S, T), jättesvampmal (S), korallrot (S, T, §8), mindre märgborre (S, T), nästlav (S, T), plattlummer (S, T, §9), rostfläck (S, T), rödgul trumpetsvamp (S), spindelblomster (S, T, §8), stubbspretmossa (S, T), thomsons trägnagare (S), trådticka (S, T), vedticka (S, T), västlig hakmossa (S), vågbandad barkbock (S), zontaggsvamp (S), linnea (T), mattlummer (T, §9), nattskärra (T, §4), spillkråka (T, §4), tjäder (T, §4), gröngöling (§4), havsörn (§4), trana (§4), törnskata (§4), åkergroda (§4a), huggorm (§6), kopparödla (§6), mindre vattensalamander (§6), vanlig groda (§6), vanlig padda (§6), vanlig snok (§6), fläcknycklar (§8) och revlummer (§9). Se Figur 1.</w:t>
       </w:r>
     </w:p>
     <w:p>
@@ -1807,7 +1807,7 @@
         <w:rPr>
           <w:i/>
         </w:rPr>
-        <w:t>I det avverkningsanmälda skogsområdet har 99 naturvårdsarter varav 56 rödlistade arter sina livsmiljöer och växtplatser.</w:t>
+        <w:t>I det avverkningsanmälda skogsområdet har 98 naturvårdsarter varav 56 rödlistade arter sina livsmiljöer och växtplatser.</w:t>
       </w:r>
     </w:p>
     <w:p>
@@ -3374,7 +3374,7 @@
     <w:r>
       <w:tab/>
       <w:tab/>
-      <w:t>2026-08-13</w:t>
+      <w:t>2026-08-14</w:t>
       <w:br/>
       <w:br/>
     </w:r>

--- a/klagomål/Norrbytorps naturreservat FSC-klagomål.docx
+++ b/klagomål/Norrbytorps naturreservat FSC-klagomål.docx
@@ -168,7 +168,7 @@
     </w:p>
     <w:p>
       <w:r>
-        <w:t>Detta klagomål behandlar höga naturvärden i avverkningsanmälan Norrbytorps naturreservat i Haninge kommun som inkom 2026-08-14 och omfattar 159,7 ha.</w:t>
+        <w:t>Detta klagomål behandlar höga naturvärden i avverkningsanmälan Norrbytorps naturreservat i Haninge kommun som inkom 2026-08-15 och omfattar 159,7 ha.</w:t>
       </w:r>
     </w:p>
     <w:p>
@@ -178,7 +178,7 @@
       <w:r>
         <w:drawing>
           <wp:inline xmlns:a="http://schemas.openxmlformats.org/drawingml/2006/main" xmlns:pic="http://schemas.openxmlformats.org/drawingml/2006/picture">
-            <wp:extent cx="5486400" cy="4656020"/>
+            <wp:extent cx="5486400" cy="4651586"/>
             <wp:docPr id="1" name="Picture 1"/>
             <wp:cNvGraphicFramePr>
               <a:graphicFrameLocks noChangeAspect="1"/>
@@ -199,7 +199,7 @@
                   <pic:spPr>
                     <a:xfrm>
                       <a:off x="0" y="0"/>
-                      <a:ext cx="5486400" cy="4656020"/>
+                      <a:ext cx="5486400" cy="4651586"/>
                     </a:xfrm>
                     <a:prstGeom prst="rect"/>
                   </pic:spPr>
@@ -216,12 +216,12 @@
         <w:spacing w:after="240"/>
       </w:pPr>
       <w:r>
-        <w:t>Figur 1. Fyndplatser för naturvårdsarter i och inom 25 meter från avverkningsanmälan. Markörer utan svart kant är placerade på fyndplatsen. Markörer med svart kant är placerade vid sidan av fyndplatsen har ett svart streck som visar fyndplatsens exakta position. Kartans mittpunktskoordinat är N 6562985, E 687082 i SWEREF 99 TM.</w:t>
-      </w:r>
-    </w:p>
-    <w:p>
-      <w:r>
-        <w:t>I och inom 25 meter från avverkningsanmälan finns fynd av 98 naturvårdsarter, varav 56 är rödlistade, 31 är fridlysta, 42 är typiska (T) och 24 är signalarter (S): brödtaggsvamp (EN), koppartaggsvamp (EN), garnlav (VU, T), goliatmusseron (VU, T), gränsticka (VU, T), gul taggsvamp (VU, T), hasselsnok (VU, §4a), jättemusseron (VU), knärot (VU, T, §8), lakritsmusseron (VU, T), lappuggla (VU, §4), mindre bastardsvärmare (VU), mjölkörtsspinnare (VU), ringlav (VU), rotfingersvamp (VU), sexfläckig bastardsvärmare (VU), skrovlig taggsvamp (VU), tallgråticka (VU), adam och eva (NT, §8), apelsinticka (NT), blå taggsvamp (NT, T), blåhake (NT, §4), brunklöver (NT), dofttaggsvamp (NT, T), dropptaggsvamp (NT, T), duvhök (NT, §4), fjällig taggsvamp s.str. (NT), fyrflikig jordstjärna (NT, T), gelatinfingersvamp (NT), grantaggsvamp (NT), gullklöver (NT), gulsparv (NT, §4), jungfrulin (NT), järnsparv (NT, §4), kandelabersvamp (NT, T), koralltaggsvamp (NT, T), krusfrö (NT), lunglav (NT, T), mindre hackspett (NT, T, §4), motaggsvamp (NT, T), orange taggsvamp (NT, T), reliktbock (NT, T), skarp dropptaggsvamp (NT), skogsklocka (NT), svartvit taggsvamp (NT), tallfingersvamp (NT), talltagel (NT, T), tallticka (NT, T), talltita (NT, §4), tjockfotad fingersvamp (NT), ullticka (NT, T), vaddporing (NT), vedskivlav (NT, T), vedtrappmossa (NT, T), vintertagging (NT), vågticka (NT), björksplintborre (S), blomkålssvamp (S), blåmossa (S, T), brandticka (S), bronshjon (S, T), granbarkgnagare (S, T), grovticka (S, T), grön sköldmossa (S, T, §8), grönpyrola (S, T), jättesvampmal (S), korallrot (S, T, §8), mindre märgborre (S, T), nästlav (S, T), plattlummer (S, T, §9), rostfläck (S, T), rödgul trumpetsvamp (S), spindelblomster (S, T, §8), stubbspretmossa (S, T), thomsons trägnagare (S), trådticka (S, T), vedticka (S, T), västlig hakmossa (S), vågbandad barkbock (S), zontaggsvamp (S), linnea (T), mattlummer (T, §9), nattskärra (T, §4), spillkråka (T, §4), tjäder (T, §4), gröngöling (§4), havsörn (§4), trana (§4), törnskata (§4), åkergroda (§4a), huggorm (§6), kopparödla (§6), mindre vattensalamander (§6), vanlig groda (§6), vanlig padda (§6), vanlig snok (§6), fläcknycklar (§8) och revlummer (§9). Se Figur 1.</w:t>
+        <w:t>Figur 1. Fyndplatser för naturvårdsarter i och inom 25 meter från avverkningsanmälan. Markörer utan svart kant är placerade på fyndplatsen. Markörer med svart kant är placerade vid sidan av fyndplatsen och har ett svart streck som visar fyndplatsens exakta position. Kartans mittpunktskoordinat är N 6562985, E 687082 i SWEREF 99 TM.</w:t>
+      </w:r>
+    </w:p>
+    <w:p>
+      <w:r>
+        <w:t>I och inom 25 meter från avverkningsanmälan finns fynd av 99 naturvårdsarter, varav 56 är rödlistade, 31 är fridlysta, 43 är typiska (T) och 24 är signalarter (S): brödtaggsvamp (EN), koppartaggsvamp (EN), garnlav (VU, T), goliatmusseron (VU, T), gränsticka (VU, T), gul taggsvamp (VU, T), hasselsnok (VU, §4a), jättemusseron (VU), knärot (VU, T, §8), lakritsmusseron (VU, T), lappuggla (VU, §4), mindre bastardsvärmare (VU), mjölkörtsspinnare (VU), ringlav (VU), rotfingersvamp (VU), sexfläckig bastardsvärmare (VU), skrovlig taggsvamp (VU), tallgråticka (VU), adam och eva (NT, §8), apelsinticka (NT), blå taggsvamp (NT, T), blåhake (NT, §4), brunklöver (NT), dofttaggsvamp (NT, T), dropptaggsvamp (NT, T), duvhök (NT, §4), fjällig taggsvamp s.str. (NT), fyrflikig jordstjärna (NT, T), gelatinfingersvamp (NT), grantaggsvamp (NT), gullklöver (NT), gulsparv (NT, §4), jungfrulin (NT), järnsparv (NT, §4), kandelabersvamp (NT, T), koralltaggsvamp (NT, T), krusfrö (NT), lunglav (NT, T), mindre hackspett (NT, T, §4), motaggsvamp (NT, T), orange taggsvamp (NT, T), reliktbock (NT, T), skarp dropptaggsvamp (NT), skogsklocka (NT), svartvit taggsvamp (NT), tallfingersvamp (NT), talltagel (NT, T), tallticka (NT, T), talltita (NT, §4), tjockfotad fingersvamp (NT), ullticka (NT, T), vaddporing (NT), vedskivlav (NT, T), vedtrappmossa (NT, T), vintertagging (NT), vågticka (NT), björksplintborre (S), blomkålssvamp (S), blåmossa (S, T), brandticka (S), bronshjon (S, T), granbarkgnagare (S, T), grovticka (S, T), grön sköldmossa (S, T, §8), grönpyrola (S, T), jättesvampmal (S), korallrot (S, T, §8), mindre märgborre (S, T), nästlav (S, T), plattlummer (S, T, §9), rostfläck (S, T), rödgul trumpetsvamp (S), spindelblomster (S, T, §8), stubbspretmossa (S, T), thomsons trägnagare (S), trådticka (S, T), vedticka (S, T), västlig hakmossa (S), vågbandad barkbock (S), zontaggsvamp (S), linnea (T), mattlummer (T, §9), nattskärra (T, §4), spillkråka (T, §4), tallört (aggregat) (T), tjäder (T, §4), gröngöling (§4), havsörn (§4), trana (§4), törnskata (§4), åkergroda (§4a), huggorm (§6), kopparödla (§6), mindre vattensalamander (§6), vanlig groda (§6), vanlig padda (§6), vanlig snok (§6), fläcknycklar (§8) och revlummer (§9). Se Figur 1.</w:t>
       </w:r>
     </w:p>
     <w:p>
@@ -1807,7 +1807,7 @@
         <w:rPr>
           <w:i/>
         </w:rPr>
-        <w:t>I det avverkningsanmälda skogsområdet har 98 naturvårdsarter varav 56 rödlistade arter sina livsmiljöer och växtplatser.</w:t>
+        <w:t>I det avverkningsanmälda skogsområdet har 99 naturvårdsarter varav 56 rödlistade arter sina livsmiljöer och växtplatser.</w:t>
       </w:r>
     </w:p>
     <w:p>
@@ -3374,7 +3374,7 @@
     <w:r>
       <w:tab/>
       <w:tab/>
-      <w:t>2026-08-14</w:t>
+      <w:t>2026-08-15</w:t>
       <w:br/>
       <w:br/>
     </w:r>

--- a/klagomål/Norrbytorps naturreservat FSC-klagomål.docx
+++ b/klagomål/Norrbytorps naturreservat FSC-klagomål.docx
@@ -168,7 +168,7 @@
     </w:p>
     <w:p>
       <w:r>
-        <w:t>Detta klagomål behandlar höga naturvärden i avverkningsanmälan Norrbytorps naturreservat i Haninge kommun som inkom 2026-08-15 och omfattar 159,7 ha.</w:t>
+        <w:t>Detta klagomål behandlar höga naturvärden i avverkningsanmälan Norrbytorps naturreservat i Haninge kommun som inkom 2026-08-16 och omfattar 159,7 ha.</w:t>
       </w:r>
     </w:p>
     <w:p>
@@ -3374,7 +3374,7 @@
     <w:r>
       <w:tab/>
       <w:tab/>
-      <w:t>2026-08-15</w:t>
+      <w:t>2026-08-16</w:t>
       <w:br/>
       <w:br/>
     </w:r>

--- a/klagomål/Norrbytorps naturreservat FSC-klagomål.docx
+++ b/klagomål/Norrbytorps naturreservat FSC-klagomål.docx
@@ -168,7 +168,7 @@
     </w:p>
     <w:p>
       <w:r>
-        <w:t>Detta klagomål behandlar höga naturvärden i avverkningsanmälan Norrbytorps naturreservat i Haninge kommun som inkom 2026-08-16 och omfattar 159,7 ha.</w:t>
+        <w:t>Detta klagomål behandlar höga naturvärden i avverkningsanmälan Norrbytorps naturreservat i Haninge kommun som inkom 2026-08-17 och omfattar 159,7 ha.</w:t>
       </w:r>
     </w:p>
     <w:p>
@@ -3374,7 +3374,7 @@
     <w:r>
       <w:tab/>
       <w:tab/>
-      <w:t>2026-08-16</w:t>
+      <w:t>2026-08-17</w:t>
       <w:br/>
       <w:br/>
     </w:r>

--- a/klagomål/Norrbytorps naturreservat FSC-klagomål.docx
+++ b/klagomål/Norrbytorps naturreservat FSC-klagomål.docx
@@ -168,7 +168,7 @@
     </w:p>
     <w:p>
       <w:r>
-        <w:t>Detta klagomål behandlar höga naturvärden i avverkningsanmälan Norrbytorps naturreservat i Haninge kommun som inkom 2026-08-17 och omfattar 159,7 ha.</w:t>
+        <w:t>Detta klagomål behandlar höga naturvärden i avverkningsanmälan Norrbytorps naturreservat i Haninge kommun som inkom 2026-08-18 och omfattar 159,7 ha.</w:t>
       </w:r>
     </w:p>
     <w:p>
@@ -3374,7 +3374,7 @@
     <w:r>
       <w:tab/>
       <w:tab/>
-      <w:t>2026-08-17</w:t>
+      <w:t>2026-08-18</w:t>
       <w:br/>
       <w:br/>
     </w:r>

--- a/klagomål/Norrbytorps naturreservat FSC-klagomål.docx
+++ b/klagomål/Norrbytorps naturreservat FSC-klagomål.docx
@@ -168,7 +168,7 @@
     </w:p>
     <w:p>
       <w:r>
-        <w:t>Detta klagomål behandlar höga naturvärden i avverkningsanmälan Norrbytorps naturreservat i Haninge kommun som inkom 2026-08-18 och omfattar 159,7 ha.</w:t>
+        <w:t>Detta klagomål behandlar höga naturvärden i avverkningsanmälan Norrbytorps naturreservat i Haninge kommun som inkom 2026-08-19 och omfattar 159,7 ha.</w:t>
       </w:r>
     </w:p>
     <w:p>
@@ -3374,7 +3374,7 @@
     <w:r>
       <w:tab/>
       <w:tab/>
-      <w:t>2026-08-18</w:t>
+      <w:t>2026-08-19</w:t>
       <w:br/>
       <w:br/>
     </w:r>

--- a/klagomål/Norrbytorps naturreservat FSC-klagomål.docx
+++ b/klagomål/Norrbytorps naturreservat FSC-klagomål.docx
@@ -168,7 +168,7 @@
     </w:p>
     <w:p>
       <w:r>
-        <w:t>Detta klagomål behandlar höga naturvärden i avverkningsanmälan Norrbytorps naturreservat i Haninge kommun som inkom 2026-08-19 och omfattar 159,7 ha.</w:t>
+        <w:t>Detta klagomål behandlar höga naturvärden i avverkningsanmälan Norrbytorps naturreservat i Haninge kommun som inkom 2026-08-20 och omfattar 159,7 ha.</w:t>
       </w:r>
     </w:p>
     <w:p>
@@ -3374,7 +3374,7 @@
     <w:r>
       <w:tab/>
       <w:tab/>
-      <w:t>2026-08-19</w:t>
+      <w:t>2026-08-20</w:t>
       <w:br/>
       <w:br/>
     </w:r>

--- a/klagomål/Norrbytorps naturreservat FSC-klagomål.docx
+++ b/klagomål/Norrbytorps naturreservat FSC-klagomål.docx
@@ -168,7 +168,7 @@
     </w:p>
     <w:p>
       <w:r>
-        <w:t>Detta klagomål behandlar höga naturvärden i avverkningsanmälan Norrbytorps naturreservat i Haninge kommun som inkom 2026-08-20 och omfattar 159,7 ha.</w:t>
+        <w:t>Detta klagomål behandlar höga naturvärden i avverkningsanmälan Norrbytorps naturreservat i Haninge kommun som inkom 2026-08-21 och omfattar 159,7 ha.</w:t>
       </w:r>
     </w:p>
     <w:p>
@@ -3374,7 +3374,7 @@
     <w:r>
       <w:tab/>
       <w:tab/>
-      <w:t>2026-08-20</w:t>
+      <w:t>2026-08-21</w:t>
       <w:br/>
       <w:br/>
     </w:r>

--- a/klagomål/Norrbytorps naturreservat FSC-klagomål.docx
+++ b/klagomål/Norrbytorps naturreservat FSC-klagomål.docx
@@ -168,7 +168,7 @@
     </w:p>
     <w:p>
       <w:r>
-        <w:t>Detta klagomål behandlar höga naturvärden i avverkningsanmälan Norrbytorps naturreservat i Haninge kommun som inkom 2026-08-21 och omfattar 159,7 ha.</w:t>
+        <w:t>Detta klagomål behandlar höga naturvärden i avverkningsanmälan Norrbytorps naturreservat i Haninge kommun som inkom 2026-08-22 och omfattar 159,7 ha.</w:t>
       </w:r>
     </w:p>
     <w:p>
@@ -3374,7 +3374,7 @@
     <w:r>
       <w:tab/>
       <w:tab/>
-      <w:t>2026-08-21</w:t>
+      <w:t>2026-08-22</w:t>
       <w:br/>
       <w:br/>
     </w:r>

--- a/klagomål/Norrbytorps naturreservat FSC-klagomål.docx
+++ b/klagomål/Norrbytorps naturreservat FSC-klagomål.docx
@@ -168,7 +168,7 @@
     </w:p>
     <w:p>
       <w:r>
-        <w:t>Detta klagomål behandlar höga naturvärden i avverkningsanmälan Norrbytorps naturreservat i Haninge kommun som inkom 2026-08-22 och omfattar 159,7 ha.</w:t>
+        <w:t>Detta klagomål behandlar höga naturvärden i avverkningsanmälan Norrbytorps naturreservat i Haninge kommun som inkom 2026-08-23 och omfattar 159,7 ha.</w:t>
       </w:r>
     </w:p>
     <w:p>
@@ -3374,7 +3374,7 @@
     <w:r>
       <w:tab/>
       <w:tab/>
-      <w:t>2026-08-22</w:t>
+      <w:t>2026-08-23</w:t>
       <w:br/>
       <w:br/>
     </w:r>

--- a/klagomål/Norrbytorps naturreservat FSC-klagomål.docx
+++ b/klagomål/Norrbytorps naturreservat FSC-klagomål.docx
@@ -168,7 +168,7 @@
     </w:p>
     <w:p>
       <w:r>
-        <w:t>Detta klagomål behandlar höga naturvärden i avverkningsanmälan Norrbytorps naturreservat i Haninge kommun som inkom 2026-08-23 och omfattar 159,7 ha.</w:t>
+        <w:t>Detta klagomål behandlar höga naturvärden i avverkningsanmälan Norrbytorps naturreservat i Haninge kommun som inkom 2026-08-24 och omfattar 159,7 ha.</w:t>
       </w:r>
     </w:p>
     <w:p>
@@ -3374,7 +3374,7 @@
     <w:r>
       <w:tab/>
       <w:tab/>
-      <w:t>2026-08-23</w:t>
+      <w:t>2026-08-24</w:t>
       <w:br/>
       <w:br/>
     </w:r>

--- a/klagomål/Norrbytorps naturreservat FSC-klagomål.docx
+++ b/klagomål/Norrbytorps naturreservat FSC-klagomål.docx
@@ -168,7 +168,7 @@
     </w:p>
     <w:p>
       <w:r>
-        <w:t>Detta klagomål behandlar höga naturvärden i avverkningsanmälan Norrbytorps naturreservat i Haninge kommun som inkom 2026-08-24 och omfattar 159,7 ha.</w:t>
+        <w:t>Detta klagomål behandlar höga naturvärden i avverkningsanmälan Norrbytorps naturreservat i Haninge kommun som inkom 2026-08-25 och omfattar 159,7 ha.</w:t>
       </w:r>
     </w:p>
     <w:p>
@@ -3374,7 +3374,7 @@
     <w:r>
       <w:tab/>
       <w:tab/>
-      <w:t>2026-08-24</w:t>
+      <w:t>2026-08-25</w:t>
       <w:br/>
       <w:br/>
     </w:r>

--- a/klagomål/Norrbytorps naturreservat FSC-klagomål.docx
+++ b/klagomål/Norrbytorps naturreservat FSC-klagomål.docx
@@ -168,7 +168,7 @@
     </w:p>
     <w:p>
       <w:r>
-        <w:t>Detta klagomål behandlar höga naturvärden i avverkningsanmälan Norrbytorps naturreservat i Haninge kommun som inkom 2026-08-25 och omfattar 159,7 ha.</w:t>
+        <w:t>Detta klagomål behandlar höga naturvärden i avverkningsanmälan Norrbytorps naturreservat i Haninge kommun som inkom 2026-08-26 och omfattar 159,7 ha.</w:t>
       </w:r>
     </w:p>
     <w:p>
@@ -178,7 +178,7 @@
       <w:r>
         <w:drawing>
           <wp:inline xmlns:a="http://schemas.openxmlformats.org/drawingml/2006/main" xmlns:pic="http://schemas.openxmlformats.org/drawingml/2006/picture">
-            <wp:extent cx="5486400" cy="4651586"/>
+            <wp:extent cx="5486400" cy="4645174"/>
             <wp:docPr id="1" name="Picture 1"/>
             <wp:cNvGraphicFramePr>
               <a:graphicFrameLocks noChangeAspect="1"/>
@@ -199,7 +199,7 @@
                   <pic:spPr>
                     <a:xfrm>
                       <a:off x="0" y="0"/>
-                      <a:ext cx="5486400" cy="4651586"/>
+                      <a:ext cx="5486400" cy="4645174"/>
                     </a:xfrm>
                     <a:prstGeom prst="rect"/>
                   </pic:spPr>
@@ -3374,7 +3374,7 @@
     <w:r>
       <w:tab/>
       <w:tab/>
-      <w:t>2026-08-25</w:t>
+      <w:t>2026-08-26</w:t>
       <w:br/>
       <w:br/>
     </w:r>

--- a/klagomål/Norrbytorps naturreservat FSC-klagomål.docx
+++ b/klagomål/Norrbytorps naturreservat FSC-klagomål.docx
@@ -168,7 +168,7 @@
     </w:p>
     <w:p>
       <w:r>
-        <w:t>Detta klagomål behandlar höga naturvärden i avverkningsanmälan Norrbytorps naturreservat i Haninge kommun som inkom 2026-08-26 och omfattar 159,7 ha.</w:t>
+        <w:t>Detta klagomål behandlar höga naturvärden i avverkningsanmälan Norrbytorps naturreservat i Haninge kommun som inkom 2026-08-27 och omfattar 159,7 ha.</w:t>
       </w:r>
     </w:p>
     <w:p>
@@ -178,7 +178,7 @@
       <w:r>
         <w:drawing>
           <wp:inline xmlns:a="http://schemas.openxmlformats.org/drawingml/2006/main" xmlns:pic="http://schemas.openxmlformats.org/drawingml/2006/picture">
-            <wp:extent cx="5486400" cy="4645174"/>
+            <wp:extent cx="5486400" cy="4637380"/>
             <wp:docPr id="1" name="Picture 1"/>
             <wp:cNvGraphicFramePr>
               <a:graphicFrameLocks noChangeAspect="1"/>
@@ -199,7 +199,7 @@
                   <pic:spPr>
                     <a:xfrm>
                       <a:off x="0" y="0"/>
-                      <a:ext cx="5486400" cy="4645174"/>
+                      <a:ext cx="5486400" cy="4637380"/>
                     </a:xfrm>
                     <a:prstGeom prst="rect"/>
                   </pic:spPr>
@@ -3374,7 +3374,7 @@
     <w:r>
       <w:tab/>
       <w:tab/>
-      <w:t>2026-08-26</w:t>
+      <w:t>2026-08-27</w:t>
       <w:br/>
       <w:br/>
     </w:r>

--- a/klagomål/Norrbytorps naturreservat FSC-klagomål.docx
+++ b/klagomål/Norrbytorps naturreservat FSC-klagomål.docx
@@ -168,7 +168,7 @@
     </w:p>
     <w:p>
       <w:r>
-        <w:t>Detta klagomål behandlar höga naturvärden i avverkningsanmälan Norrbytorps naturreservat i Haninge kommun som inkom 2026-08-27 och omfattar 159,7 ha.</w:t>
+        <w:t>Detta klagomål behandlar höga naturvärden i avverkningsanmälan Norrbytorps naturreservat i Haninge kommun som inkom 2026-08-28 och omfattar 159,7 ha.</w:t>
       </w:r>
     </w:p>
     <w:p>
@@ -3374,7 +3374,7 @@
     <w:r>
       <w:tab/>
       <w:tab/>
-      <w:t>2026-08-27</w:t>
+      <w:t>2026-08-28</w:t>
       <w:br/>
       <w:br/>
     </w:r>

--- a/klagomål/Norrbytorps naturreservat FSC-klagomål.docx
+++ b/klagomål/Norrbytorps naturreservat FSC-klagomål.docx
@@ -168,7 +168,7 @@
     </w:p>
     <w:p>
       <w:r>
-        <w:t>Detta klagomål behandlar höga naturvärden i avverkningsanmälan Norrbytorps naturreservat i Haninge kommun som inkom 2026-08-28 och omfattar 159,7 ha.</w:t>
+        <w:t>Detta klagomål behandlar höga naturvärden i avverkningsanmälan Norrbytorps naturreservat i Haninge kommun som inkom 2026-08-29 och omfattar 159,7 ha.</w:t>
       </w:r>
     </w:p>
     <w:p>
@@ -178,7 +178,7 @@
       <w:r>
         <w:drawing>
           <wp:inline xmlns:a="http://schemas.openxmlformats.org/drawingml/2006/main" xmlns:pic="http://schemas.openxmlformats.org/drawingml/2006/picture">
-            <wp:extent cx="5486400" cy="4637380"/>
+            <wp:extent cx="5486400" cy="4634241"/>
             <wp:docPr id="1" name="Picture 1"/>
             <wp:cNvGraphicFramePr>
               <a:graphicFrameLocks noChangeAspect="1"/>
@@ -199,7 +199,7 @@
                   <pic:spPr>
                     <a:xfrm>
                       <a:off x="0" y="0"/>
-                      <a:ext cx="5486400" cy="4637380"/>
+                      <a:ext cx="5486400" cy="4634241"/>
                     </a:xfrm>
                     <a:prstGeom prst="rect"/>
                   </pic:spPr>
@@ -3374,7 +3374,7 @@
     <w:r>
       <w:tab/>
       <w:tab/>
-      <w:t>2026-08-28</w:t>
+      <w:t>2026-08-29</w:t>
       <w:br/>
       <w:br/>
     </w:r>

--- a/klagomål/Norrbytorps naturreservat FSC-klagomål.docx
+++ b/klagomål/Norrbytorps naturreservat FSC-klagomål.docx
@@ -168,7 +168,7 @@
     </w:p>
     <w:p>
       <w:r>
-        <w:t>Detta klagomål behandlar höga naturvärden i avverkningsanmälan Norrbytorps naturreservat i Haninge kommun som inkom 2026-08-29 och omfattar 159,7 ha.</w:t>
+        <w:t>Detta klagomål behandlar höga naturvärden i avverkningsanmälan Norrbytorps naturreservat i Haninge kommun som inkom 2026-08-31 och omfattar 159,7 ha.</w:t>
       </w:r>
     </w:p>
     <w:p>
@@ -3374,7 +3374,7 @@
     <w:r>
       <w:tab/>
       <w:tab/>
-      <w:t>2026-08-29</w:t>
+      <w:t>2026-08-31</w:t>
       <w:br/>
       <w:br/>
     </w:r>

--- a/klagomål/Norrbytorps naturreservat FSC-klagomål.docx
+++ b/klagomål/Norrbytorps naturreservat FSC-klagomål.docx
@@ -168,7 +168,7 @@
     </w:p>
     <w:p>
       <w:r>
-        <w:t>Detta klagomål behandlar höga naturvärden i avverkningsanmälan Norrbytorps naturreservat i Haninge kommun som inkom 2026-08-31 och omfattar 159,7 ha.</w:t>
+        <w:t>Detta klagomål behandlar höga naturvärden i avverkningsanmälan Norrbytorps naturreservat i Haninge kommun som inkom 2026-09-01 och omfattar 159,7 ha.</w:t>
       </w:r>
     </w:p>
     <w:p>
@@ -178,7 +178,7 @@
       <w:r>
         <w:drawing>
           <wp:inline xmlns:a="http://schemas.openxmlformats.org/drawingml/2006/main" xmlns:pic="http://schemas.openxmlformats.org/drawingml/2006/picture">
-            <wp:extent cx="5486400" cy="4634241"/>
+            <wp:extent cx="5486400" cy="4615249"/>
             <wp:docPr id="1" name="Picture 1"/>
             <wp:cNvGraphicFramePr>
               <a:graphicFrameLocks noChangeAspect="1"/>
@@ -199,7 +199,7 @@
                   <pic:spPr>
                     <a:xfrm>
                       <a:off x="0" y="0"/>
-                      <a:ext cx="5486400" cy="4634241"/>
+                      <a:ext cx="5486400" cy="4615249"/>
                     </a:xfrm>
                     <a:prstGeom prst="rect"/>
                   </pic:spPr>
@@ -221,7 +221,7 @@
     </w:p>
     <w:p>
       <w:r>
-        <w:t>I och inom 25 meter från avverkningsanmälan finns fynd av 99 naturvårdsarter, varav 56 är rödlistade, 31 är fridlysta, 43 är typiska (T) och 24 är signalarter (S): brödtaggsvamp (EN), koppartaggsvamp (EN), garnlav (VU, T), goliatmusseron (VU, T), gränsticka (VU, T), gul taggsvamp (VU, T), hasselsnok (VU, §4a), jättemusseron (VU), knärot (VU, T, §8), lakritsmusseron (VU, T), lappuggla (VU, §4), mindre bastardsvärmare (VU), mjölkörtsspinnare (VU), ringlav (VU), rotfingersvamp (VU), sexfläckig bastardsvärmare (VU), skrovlig taggsvamp (VU), tallgråticka (VU), adam och eva (NT, §8), apelsinticka (NT), blå taggsvamp (NT, T), blåhake (NT, §4), brunklöver (NT), dofttaggsvamp (NT, T), dropptaggsvamp (NT, T), duvhök (NT, §4), fjällig taggsvamp s.str. (NT), fyrflikig jordstjärna (NT, T), gelatinfingersvamp (NT), grantaggsvamp (NT), gullklöver (NT), gulsparv (NT, §4), jungfrulin (NT), järnsparv (NT, §4), kandelabersvamp (NT, T), koralltaggsvamp (NT, T), krusfrö (NT), lunglav (NT, T), mindre hackspett (NT, T, §4), motaggsvamp (NT, T), orange taggsvamp (NT, T), reliktbock (NT, T), skarp dropptaggsvamp (NT), skogsklocka (NT), svartvit taggsvamp (NT), tallfingersvamp (NT), talltagel (NT, T), tallticka (NT, T), talltita (NT, §4), tjockfotad fingersvamp (NT), ullticka (NT, T), vaddporing (NT), vedskivlav (NT, T), vedtrappmossa (NT, T), vintertagging (NT), vågticka (NT), björksplintborre (S), blomkålssvamp (S), blåmossa (S, T), brandticka (S), bronshjon (S, T), granbarkgnagare (S, T), grovticka (S, T), grön sköldmossa (S, T, §8), grönpyrola (S, T), jättesvampmal (S), korallrot (S, T, §8), mindre märgborre (S, T), nästlav (S, T), plattlummer (S, T, §9), rostfläck (S, T), rödgul trumpetsvamp (S), spindelblomster (S, T, §8), stubbspretmossa (S, T), thomsons trägnagare (S), trådticka (S, T), vedticka (S, T), västlig hakmossa (S), vågbandad barkbock (S), zontaggsvamp (S), linnea (T), mattlummer (T, §9), nattskärra (T, §4), spillkråka (T, §4), tallört (aggregat) (T), tjäder (T, §4), gröngöling (§4), havsörn (§4), trana (§4), törnskata (§4), åkergroda (§4a), huggorm (§6), kopparödla (§6), mindre vattensalamander (§6), vanlig groda (§6), vanlig padda (§6), vanlig snok (§6), fläcknycklar (§8) och revlummer (§9). Se Figur 1.</w:t>
+        <w:t>I och inom 25 meter från avverkningsanmälan finns fynd av 100 naturvårdsarter, varav 56 är rödlistade, 31 är fridlysta, 44 är typiska (T) och 25 är signalarter (S): brödtaggsvamp (EN), koppartaggsvamp (EN), garnlav (VU, T), goliatmusseron (VU, T), gränsticka (VU, T), gul taggsvamp (VU, T), hasselsnok (VU, §4a), jättemusseron (VU), knärot (VU, T, §8), lakritsmusseron (VU, T), lappuggla (VU, §4), mindre bastardsvärmare (VU), mjölkörtsspinnare (VU), ringlav (VU), rotfingersvamp (VU), sexfläckig bastardsvärmare (VU), skrovlig taggsvamp (VU), tallgråticka (VU), adam och eva (NT, §8), apelsinticka (NT), blå taggsvamp (NT, T), blåhake (NT, §4), brunklöver (NT), dofttaggsvamp (NT, T), dropptaggsvamp (NT, T), duvhök (NT, §4), fjällig taggsvamp s.str. (NT), fyrflikig jordstjärna (NT, T), gelatinfingersvamp (NT), grantaggsvamp (NT), gullklöver (NT), gulsparv (NT, §4), jungfrulin (NT), järnsparv (NT, §4), kandelabersvamp (NT, T), koralltaggsvamp (NT, T), krusfrö (NT), lunglav (NT, T), mindre hackspett (NT, T, §4), motaggsvamp (NT, T), orange taggsvamp (NT, T), reliktbock (NT, T), skarp dropptaggsvamp (NT), skogsklocka (NT), svartvit taggsvamp (NT), tallfingersvamp (NT), talltagel (NT, T), tallticka (NT, T), talltita (NT, §4), tjockfotad fingersvamp (NT), ullticka (NT, T), vaddporing (NT), vedskivlav (NT, T), vedtrappmossa (NT, T), vintertagging (NT), vågticka (NT), björksplintborre (S), blomkålssvamp (S), blåmossa (S, T), brandticka (S), bronshjon (S, T), fällmossa (S, T), granbarkgnagare (S, T), grovticka (S, T), grön sköldmossa (S, T, §8), grönpyrola (S, T), jättesvampmal (S), korallrot (S, T, §8), mindre märgborre (S, T), nästlav (S, T), plattlummer (S, T, §9), rostfläck (S, T), rödgul trumpetsvamp (S), spindelblomster (S, T, §8), stubbspretmossa (S, T), thomsons trägnagare (S), trådticka (S, T), vedticka (S, T), västlig hakmossa (S), vågbandad barkbock (S), zontaggsvamp (S), linnea (T), mattlummer (T, §9), nattskärra (T, §4), spillkråka (T, §4), tallört (aggregat) (T), tjäder (T, §4), gröngöling (§4), havsörn (§4), trana (§4), törnskata (§4), åkergroda (§4a), huggorm (§6), kopparödla (§6), mindre vattensalamander (§6), vanlig groda (§6), vanlig padda (§6), vanlig snok (§6), fläcknycklar (§8) och revlummer (§9). Se Figur 1.</w:t>
       </w:r>
     </w:p>
     <w:p>
@@ -1193,6 +1193,35 @@
         <w:rPr>
           <w:b/>
         </w:rPr>
+        <w:t>Fällmossa</w:t>
+      </w:r>
+      <w:r>
+        <w:t xml:space="preserve"> indikerar i stort sett alltid områden med höga naturvärden, skog med lång kontinuitet, gamla träd, hög luftfuktighet och stabila förhållanden. Sporkapslar finnar man enbart på extra skyddsvärda lokaler. Fällmossa är typisk art för </w:t>
+      </w:r>
+      <w:r>
+        <w:rPr>
+          <w:i/>
+        </w:rPr>
+        <w:t xml:space="preserve">9020 Nordlig ädellövskog, 9110 Näringsfattig bokskog, 9130 Näringsrik bokskog, 9160 Näringsrik ekskog, 9180 Ädellövskog i branter </w:t>
+      </w:r>
+      <w:r>
+        <w:t>och</w:t>
+      </w:r>
+      <w:r>
+        <w:rPr>
+          <w:i/>
+        </w:rPr>
+        <w:t xml:space="preserve"> 9190 Näringsfattig ekskog</w:t>
+      </w:r>
+      <w:r>
+        <w:t xml:space="preserve"> (SLU Artdatabanken, 2024; Nitare &amp; Skogsstyrelsen, 2019).</w:t>
+      </w:r>
+    </w:p>
+    <w:p>
+      <w:r>
+        <w:rPr>
+          <w:b/>
+        </w:rPr>
         <w:t xml:space="preserve">Granbarkgnagare </w:t>
       </w:r>
       <w:r>
@@ -1778,7 +1807,7 @@
         <w:rPr>
           <w:i/>
         </w:rPr>
-        <w:t>I det avverkningsanmälda skogsområdet har 80 rödlistade arter och signalarter påträffats. Detta ska jämföras med Skogsstyrelsens uppföljning 2017 av nyckelbiotoper som visade att man i genomsnitt hittar 20,6 olika rödlistade arter och signalarter i en nyckelbiotop (Wijk, S. 2017. Biologisk mångfald i nyckelbiotoper – Resultat från inventeringen “Uppföljning biologisk mångfald” 2009–2015. Rapport 4/2017 Skogsstyrelsen, Jönköping).</w:t>
+        <w:t>I det avverkningsanmälda skogsområdet har 81 rödlistade arter och signalarter påträffats. Detta ska jämföras med Skogsstyrelsens uppföljning 2017 av nyckelbiotoper som visade att man i genomsnitt hittar 20,6 olika rödlistade arter och signalarter i en nyckelbiotop (Wijk, S. 2017. Biologisk mångfald i nyckelbiotoper – Resultat från inventeringen “Uppföljning biologisk mångfald” 2009–2015. Rapport 4/2017 Skogsstyrelsen, Jönköping).</w:t>
       </w:r>
     </w:p>
     <w:p>
@@ -1807,7 +1836,7 @@
         <w:rPr>
           <w:i/>
         </w:rPr>
-        <w:t>I det avverkningsanmälda skogsområdet har 99 naturvårdsarter varav 56 rödlistade arter sina livsmiljöer och växtplatser.</w:t>
+        <w:t>I det avverkningsanmälda skogsområdet har 100 naturvårdsarter varav 56 rödlistade arter sina livsmiljöer och växtplatser.</w:t>
       </w:r>
     </w:p>
     <w:p>
@@ -3374,7 +3403,7 @@
     <w:r>
       <w:tab/>
       <w:tab/>
-      <w:t>2026-08-31</w:t>
+      <w:t>2026-09-01</w:t>
       <w:br/>
       <w:br/>
     </w:r>

--- a/klagomål/Norrbytorps naturreservat FSC-klagomål.docx
+++ b/klagomål/Norrbytorps naturreservat FSC-klagomål.docx
@@ -168,7 +168,7 @@
     </w:p>
     <w:p>
       <w:r>
-        <w:t>Detta klagomål behandlar höga naturvärden i avverkningsanmälan Norrbytorps naturreservat i Haninge kommun som inkom 2026-09-01 och omfattar 159,7 ha.</w:t>
+        <w:t>Detta klagomål behandlar höga naturvärden i avverkningsanmälan Norrbytorps naturreservat i Haninge kommun som inkom 2026-09-02 och omfattar 159,7 ha.</w:t>
       </w:r>
     </w:p>
     <w:p>
@@ -178,7 +178,7 @@
       <w:r>
         <w:drawing>
           <wp:inline xmlns:a="http://schemas.openxmlformats.org/drawingml/2006/main" xmlns:pic="http://schemas.openxmlformats.org/drawingml/2006/picture">
-            <wp:extent cx="5486400" cy="4615249"/>
+            <wp:extent cx="5486400" cy="4613762"/>
             <wp:docPr id="1" name="Picture 1"/>
             <wp:cNvGraphicFramePr>
               <a:graphicFrameLocks noChangeAspect="1"/>
@@ -199,7 +199,7 @@
                   <pic:spPr>
                     <a:xfrm>
                       <a:off x="0" y="0"/>
-                      <a:ext cx="5486400" cy="4615249"/>
+                      <a:ext cx="5486400" cy="4613762"/>
                     </a:xfrm>
                     <a:prstGeom prst="rect"/>
                   </pic:spPr>
@@ -3403,7 +3403,7 @@
     <w:r>
       <w:tab/>
       <w:tab/>
-      <w:t>2026-09-01</w:t>
+      <w:t>2026-09-02</w:t>
       <w:br/>
       <w:br/>
     </w:r>

--- a/klagomål/Norrbytorps naturreservat FSC-klagomål.docx
+++ b/klagomål/Norrbytorps naturreservat FSC-klagomål.docx
@@ -168,7 +168,7 @@
     </w:p>
     <w:p>
       <w:r>
-        <w:t>Detta klagomål behandlar höga naturvärden i avverkningsanmälan Norrbytorps naturreservat i Haninge kommun som inkom 2026-09-02 och omfattar 159,7 ha.</w:t>
+        <w:t>Detta klagomål behandlar höga naturvärden i avverkningsanmälan Norrbytorps naturreservat i Haninge kommun som inkom 2026-09-03 och omfattar 159,7 ha.</w:t>
       </w:r>
     </w:p>
     <w:p>
@@ -3403,7 +3403,7 @@
     <w:r>
       <w:tab/>
       <w:tab/>
-      <w:t>2026-09-02</w:t>
+      <w:t>2026-09-03</w:t>
       <w:br/>
       <w:br/>
     </w:r>

--- a/klagomål/Norrbytorps naturreservat FSC-klagomål.docx
+++ b/klagomål/Norrbytorps naturreservat FSC-klagomål.docx
@@ -168,7 +168,7 @@
     </w:p>
     <w:p>
       <w:r>
-        <w:t>Detta klagomål behandlar höga naturvärden i avverkningsanmälan Norrbytorps naturreservat i Haninge kommun som inkom 2026-09-03 och omfattar 159,7 ha.</w:t>
+        <w:t>Detta klagomål behandlar höga naturvärden i avverkningsanmälan Norrbytorps naturreservat i Haninge kommun som inkom 2026-09-04 och omfattar 159,7 ha.</w:t>
       </w:r>
     </w:p>
     <w:p>
@@ -178,7 +178,7 @@
       <w:r>
         <w:drawing>
           <wp:inline xmlns:a="http://schemas.openxmlformats.org/drawingml/2006/main" xmlns:pic="http://schemas.openxmlformats.org/drawingml/2006/picture">
-            <wp:extent cx="5486400" cy="4613762"/>
+            <wp:extent cx="5486400" cy="4608142"/>
             <wp:docPr id="1" name="Picture 1"/>
             <wp:cNvGraphicFramePr>
               <a:graphicFrameLocks noChangeAspect="1"/>
@@ -199,7 +199,7 @@
                   <pic:spPr>
                     <a:xfrm>
                       <a:off x="0" y="0"/>
-                      <a:ext cx="5486400" cy="4613762"/>
+                      <a:ext cx="5486400" cy="4608142"/>
                     </a:xfrm>
                     <a:prstGeom prst="rect"/>
                   </pic:spPr>
@@ -3403,7 +3403,7 @@
     <w:r>
       <w:tab/>
       <w:tab/>
-      <w:t>2026-09-03</w:t>
+      <w:t>2026-09-04</w:t>
       <w:br/>
       <w:br/>
     </w:r>

--- a/klagomål/Norrbytorps naturreservat FSC-klagomål.docx
+++ b/klagomål/Norrbytorps naturreservat FSC-klagomål.docx
@@ -168,7 +168,7 @@
     </w:p>
     <w:p>
       <w:r>
-        <w:t>Detta klagomål behandlar höga naturvärden i avverkningsanmälan Norrbytorps naturreservat i Haninge kommun som inkom 2026-09-04 och omfattar 159,7 ha.</w:t>
+        <w:t>Detta klagomål behandlar höga naturvärden i avverkningsanmälan Norrbytorps naturreservat i Haninge kommun som inkom 2026-09-05 och omfattar 159,7 ha.</w:t>
       </w:r>
     </w:p>
     <w:p>
@@ -178,7 +178,7 @@
       <w:r>
         <w:drawing>
           <wp:inline xmlns:a="http://schemas.openxmlformats.org/drawingml/2006/main" xmlns:pic="http://schemas.openxmlformats.org/drawingml/2006/picture">
-            <wp:extent cx="5486400" cy="4608142"/>
+            <wp:extent cx="5486400" cy="4601114"/>
             <wp:docPr id="1" name="Picture 1"/>
             <wp:cNvGraphicFramePr>
               <a:graphicFrameLocks noChangeAspect="1"/>
@@ -199,7 +199,7 @@
                   <pic:spPr>
                     <a:xfrm>
                       <a:off x="0" y="0"/>
-                      <a:ext cx="5486400" cy="4608142"/>
+                      <a:ext cx="5486400" cy="4601114"/>
                     </a:xfrm>
                     <a:prstGeom prst="rect"/>
                   </pic:spPr>
@@ -221,7 +221,7 @@
     </w:p>
     <w:p>
       <w:r>
-        <w:t>I och inom 25 meter från avverkningsanmälan finns fynd av 100 naturvårdsarter, varav 56 är rödlistade, 31 är fridlysta, 44 är typiska (T) och 25 är signalarter (S): brödtaggsvamp (EN), koppartaggsvamp (EN), garnlav (VU, T), goliatmusseron (VU, T), gränsticka (VU, T), gul taggsvamp (VU, T), hasselsnok (VU, §4a), jättemusseron (VU), knärot (VU, T, §8), lakritsmusseron (VU, T), lappuggla (VU, §4), mindre bastardsvärmare (VU), mjölkörtsspinnare (VU), ringlav (VU), rotfingersvamp (VU), sexfläckig bastardsvärmare (VU), skrovlig taggsvamp (VU), tallgråticka (VU), adam och eva (NT, §8), apelsinticka (NT), blå taggsvamp (NT, T), blåhake (NT, §4), brunklöver (NT), dofttaggsvamp (NT, T), dropptaggsvamp (NT, T), duvhök (NT, §4), fjällig taggsvamp s.str. (NT), fyrflikig jordstjärna (NT, T), gelatinfingersvamp (NT), grantaggsvamp (NT), gullklöver (NT), gulsparv (NT, §4), jungfrulin (NT), järnsparv (NT, §4), kandelabersvamp (NT, T), koralltaggsvamp (NT, T), krusfrö (NT), lunglav (NT, T), mindre hackspett (NT, T, §4), motaggsvamp (NT, T), orange taggsvamp (NT, T), reliktbock (NT, T), skarp dropptaggsvamp (NT), skogsklocka (NT), svartvit taggsvamp (NT), tallfingersvamp (NT), talltagel (NT, T), tallticka (NT, T), talltita (NT, §4), tjockfotad fingersvamp (NT), ullticka (NT, T), vaddporing (NT), vedskivlav (NT, T), vedtrappmossa (NT, T), vintertagging (NT), vågticka (NT), björksplintborre (S), blomkålssvamp (S), blåmossa (S, T), brandticka (S), bronshjon (S, T), fällmossa (S, T), granbarkgnagare (S, T), grovticka (S, T), grön sköldmossa (S, T, §8), grönpyrola (S, T), jättesvampmal (S), korallrot (S, T, §8), mindre märgborre (S, T), nästlav (S, T), plattlummer (S, T, §9), rostfläck (S, T), rödgul trumpetsvamp (S), spindelblomster (S, T, §8), stubbspretmossa (S, T), thomsons trägnagare (S), trådticka (S, T), vedticka (S, T), västlig hakmossa (S), vågbandad barkbock (S), zontaggsvamp (S), linnea (T), mattlummer (T, §9), nattskärra (T, §4), spillkråka (T, §4), tallört (aggregat) (T), tjäder (T, §4), gröngöling (§4), havsörn (§4), trana (§4), törnskata (§4), åkergroda (§4a), huggorm (§6), kopparödla (§6), mindre vattensalamander (§6), vanlig groda (§6), vanlig padda (§6), vanlig snok (§6), fläcknycklar (§8) och revlummer (§9). Se Figur 1.</w:t>
+        <w:t>I och inom 25 meter från avverkningsanmälan finns fynd av 101 naturvårdsarter, varav 56 är rödlistade, 32 är fridlysta, 45 är typiska (T) och 25 är signalarter (S): brödtaggsvamp (EN), koppartaggsvamp (EN), garnlav (VU, T), goliatmusseron (VU, T), gränsticka (VU, T), gul taggsvamp (VU, T), hasselsnok (VU, §4a), jättemusseron (VU), knärot (VU, T, §8), lakritsmusseron (VU, T), lappuggla (VU, §4), mindre bastardsvärmare (VU), mjölkörtsspinnare (VU), ringlav (VU), rotfingersvamp (VU), sexfläckig bastardsvärmare (VU), skrovlig taggsvamp (VU), tallgråticka (VU), adam och eva (NT, §8), apelsinticka (NT), blå taggsvamp (NT, T), blåhake (NT, §4), brunklöver (NT), dofttaggsvamp (NT, T), dropptaggsvamp (NT, T), duvhök (NT, §4), fjällig taggsvamp s.str. (NT), fyrflikig jordstjärna (NT, T), gelatinfingersvamp (NT), grantaggsvamp (NT), gullklöver (NT), gulsparv (NT, §4), jungfrulin (NT), järnsparv (NT, §4), kandelabersvamp (NT, T), koralltaggsvamp (NT, T), krusfrö (NT), lunglav (NT, T), mindre hackspett (NT, T, §4), motaggsvamp (NT, T), orange taggsvamp (NT, T), reliktbock (NT, T), skarp dropptaggsvamp (NT), skogsklocka (NT), svartvit taggsvamp (NT), tallfingersvamp (NT), talltagel (NT, T), tallticka (NT, T), talltita (NT, §4), tjockfotad fingersvamp (NT), ullticka (NT, T), vaddporing (NT), vedskivlav (NT, T), vedtrappmossa (NT, T), vintertagging (NT), vågticka (NT), björksplintborre (S), blomkålssvamp (S), blåmossa (S, T), brandticka (S), bronshjon (S, T), fällmossa (S, T), granbarkgnagare (S, T), grovticka (S, T), grön sköldmossa (S, T, §8), grönpyrola (S, T), jättesvampmal (S), korallrot (S, T, §8), mindre märgborre (S, T), nästlav (S, T), plattlummer (S, T, §9), rostfläck (S, T), rödgul trumpetsvamp (S), spindelblomster (S, T, §8), stubbspretmossa (S, T), thomsons trägnagare (S), trådticka (S, T), vedticka (S, T), västlig hakmossa (S), vågbandad barkbock (S), zontaggsvamp (S), linnea (T), mattlummer (T, §9), nattskärra (T, §4), spillkråka (T, §4), tallört (aggregat) (T), tjäder (T, §4), tofsmes (T, §4), gröngöling (§4), havsörn (§4), trana (§4), törnskata (§4), åkergroda (§4a), huggorm (§6), kopparödla (§6), mindre vattensalamander (§6), vanlig groda (§6), vanlig padda (§6), vanlig snok (§6), fläcknycklar (§8) och revlummer (§9). Se Figur 1.</w:t>
       </w:r>
     </w:p>
     <w:p>
@@ -1687,6 +1687,26 @@
         <w:rPr>
           <w:b/>
         </w:rPr>
+        <w:t>Tofsmes (§4)</w:t>
+      </w:r>
+      <w:r>
+        <w:t xml:space="preserve"> häckar i barr- och blandskog, främst i tallskog. Tofsmes är typisk art för </w:t>
+      </w:r>
+      <w:r>
+        <w:rPr>
+          <w:i/>
+        </w:rPr>
+        <w:t xml:space="preserve">9010 Taiga </w:t>
+      </w:r>
+      <w:r>
+        <w:t>(SLU Artdatabanken, 2025).</w:t>
+      </w:r>
+    </w:p>
+    <w:p>
+      <w:r>
+        <w:rPr>
+          <w:b/>
+        </w:rPr>
         <w:t>Havsörn (§4)</w:t>
       </w:r>
       <w:r>
@@ -1836,7 +1856,7 @@
         <w:rPr>
           <w:i/>
         </w:rPr>
-        <w:t>I det avverkningsanmälda skogsområdet har 100 naturvårdsarter varav 56 rödlistade arter sina livsmiljöer och växtplatser.</w:t>
+        <w:t>I det avverkningsanmälda skogsområdet har 101 naturvårdsarter varav 56 rödlistade arter sina livsmiljöer och växtplatser.</w:t>
       </w:r>
     </w:p>
     <w:p>
@@ -3403,7 +3423,7 @@
     <w:r>
       <w:tab/>
       <w:tab/>
-      <w:t>2026-09-04</w:t>
+      <w:t>2026-09-05</w:t>
       <w:br/>
       <w:br/>
     </w:r>

--- a/klagomål/Norrbytorps naturreservat FSC-klagomål.docx
+++ b/klagomål/Norrbytorps naturreservat FSC-klagomål.docx
@@ -168,7 +168,7 @@
     </w:p>
     <w:p>
       <w:r>
-        <w:t>Detta klagomål behandlar höga naturvärden i avverkningsanmälan Norrbytorps naturreservat i Haninge kommun som inkom 2026-09-05 och omfattar 159,7 ha.</w:t>
+        <w:t>Detta klagomål behandlar höga naturvärden i avverkningsanmälan Norrbytorps naturreservat i Haninge kommun som inkom 2026-09-06 och omfattar 159,7 ha.</w:t>
       </w:r>
     </w:p>
     <w:p>
@@ -3423,7 +3423,7 @@
     <w:r>
       <w:tab/>
       <w:tab/>
-      <w:t>2026-09-05</w:t>
+      <w:t>2026-09-06</w:t>
       <w:br/>
       <w:br/>
     </w:r>

--- a/klagomål/Norrbytorps naturreservat FSC-klagomål.docx
+++ b/klagomål/Norrbytorps naturreservat FSC-klagomål.docx
@@ -168,7 +168,7 @@
     </w:p>
     <w:p>
       <w:r>
-        <w:t>Detta klagomål behandlar höga naturvärden i avverkningsanmälan Norrbytorps naturreservat i Haninge kommun som inkom 2026-09-06 och omfattar 159,7 ha.</w:t>
+        <w:t>Detta klagomål behandlar höga naturvärden i avverkningsanmälan Norrbytorps naturreservat i Haninge kommun som inkom 2026-09-07 och omfattar 159,7 ha.</w:t>
       </w:r>
     </w:p>
     <w:p>
@@ -178,7 +178,7 @@
       <w:r>
         <w:drawing>
           <wp:inline xmlns:a="http://schemas.openxmlformats.org/drawingml/2006/main" xmlns:pic="http://schemas.openxmlformats.org/drawingml/2006/picture">
-            <wp:extent cx="5486400" cy="4601114"/>
+            <wp:extent cx="5486400" cy="4593240"/>
             <wp:docPr id="1" name="Picture 1"/>
             <wp:cNvGraphicFramePr>
               <a:graphicFrameLocks noChangeAspect="1"/>
@@ -199,7 +199,7 @@
                   <pic:spPr>
                     <a:xfrm>
                       <a:off x="0" y="0"/>
-                      <a:ext cx="5486400" cy="4601114"/>
+                      <a:ext cx="5486400" cy="4593240"/>
                     </a:xfrm>
                     <a:prstGeom prst="rect"/>
                   </pic:spPr>
@@ -3423,7 +3423,7 @@
     <w:r>
       <w:tab/>
       <w:tab/>
-      <w:t>2026-09-06</w:t>
+      <w:t>2026-09-07</w:t>
       <w:br/>
       <w:br/>
     </w:r>
